--- a/flow/20230914_vu_template/drafts/2023-11-u/18-СБ-мчч.Платона і Романа.docx
+++ b/flow/20230914_vu_template/drafts/2023-11-u/18-СБ-мчч.Платона і Романа.docx
@@ -5838,6 +5838,45 @@
       </w:r>
     </w:p>
     <w:p>
+      <w:pPr/>
+      <w:r>
+        <w:rPr>
+          <w:rFonts w:ascii="Times New Roman" w:hAnsi="Times New Roman"/>
+          <w:i/>
+          <w:color w:val="FF0000"/>
+          <w:sz w:val="24"/>
+        </w:rPr>
+        <w:t>Тропар (г. 4):</w:t>
+      </w:r>
+      <w:r>
+        <w:rPr>
+          <w:rFonts w:ascii="Times New Roman" w:hAnsi="Times New Roman"/>
+          <w:sz w:val="24"/>
+        </w:rPr>
+        <w:t xml:space="preserve"> Мученики Твої, Господи,* у стражданнях своїх прий</w:t>
+      </w:r>
+      <w:r>
+        <w:rPr>
+          <w:rFonts w:ascii="Times New Roman" w:hAnsi="Times New Roman"/>
+          <w:sz w:val="24"/>
+        </w:rPr>
+        <w:t>няли вінці нетлінні від Тебе, Бога нашого.* Мавши бо кріпость Твою, вони мучителів подолали,* сокрушили і демонів зухвальства безсильні.* їх молитвами спаси душі наші.</w:t>
+      </w:r>
+    </w:p>
+    <w:p>
+      <w:pPr/>
+      <w:r>
+        <w:rPr>
+          <w:b/>
+        </w:rPr>
+        <w:t xml:space="preserve">Слава, і нині: </w:t>
+      </w:r>
+      <w:r>
+        <w:rPr/>
+        <w:t>богородичний</w:t>
+      </w:r>
+    </w:p>
+    <w:p>
       <w:pPr>
         <w:pStyle w:val="Heading3"/>
         <w:spacing w:after="120" w:before="0" w:lineRule="auto"/>
@@ -6384,6 +6423,45 @@
         <w:rPr>
           <w:rtl w:val="0"/>
         </w:rPr>
+      </w:r>
+    </w:p>
+    <w:p>
+      <w:pPr/>
+      <w:r>
+        <w:rPr>
+          <w:rFonts w:ascii="Times New Roman" w:hAnsi="Times New Roman"/>
+          <w:i/>
+          <w:color w:val="FF0000"/>
+          <w:sz w:val="24"/>
+        </w:rPr>
+        <w:t>Тропар (г. 4):</w:t>
+      </w:r>
+      <w:r>
+        <w:rPr>
+          <w:rFonts w:ascii="Times New Roman" w:hAnsi="Times New Roman"/>
+          <w:sz w:val="24"/>
+        </w:rPr>
+        <w:t xml:space="preserve"> Мученики Твої, Господи,* у стражданнях своїх прий</w:t>
+      </w:r>
+      <w:r>
+        <w:rPr>
+          <w:rFonts w:ascii="Times New Roman" w:hAnsi="Times New Roman"/>
+          <w:sz w:val="24"/>
+        </w:rPr>
+        <w:t>няли вінці нетлінні від Тебе, Бога нашого.* Мавши бо кріпость Твою, вони мучителів подолали,* сокрушили і демонів зухвальства безсильні.* їх молитвами спаси душі наші.</w:t>
+      </w:r>
+    </w:p>
+    <w:p>
+      <w:pPr/>
+      <w:r>
+        <w:rPr>
+          <w:b/>
+        </w:rPr>
+        <w:t xml:space="preserve">Слава, і нині: </w:t>
+      </w:r>
+      <w:r>
+        <w:rPr/>
+        <w:t>богородичний</w:t>
       </w:r>
     </w:p>
     <w:p>
@@ -10894,10 +10972,9 @@
           <w:rFonts w:ascii="Times New Roman" w:cs="Times New Roman" w:eastAsia="Times New Roman" w:hAnsi="Times New Roman"/>
           <w:i w:val="1"/>
           <w:color w:val="ff0000"/>
-          <w:highlight w:val="yellow"/>
-          <w:rtl w:val="0"/>
-        </w:rPr>
-        <w:t xml:space="preserve">???</w:t>
+          <w:rtl w:val="0"/>
+        </w:rPr>
+        <w:t>4</w:t>
       </w:r>
       <w:r>
         <w:rPr>
@@ -11289,6 +11366,45 @@
       </w:r>
     </w:p>
     <w:p>
+      <w:pPr/>
+      <w:r>
+        <w:rPr>
+          <w:rFonts w:ascii="Times New Roman" w:hAnsi="Times New Roman"/>
+          <w:i/>
+          <w:color w:val="FF0000"/>
+          <w:sz w:val="24"/>
+        </w:rPr>
+        <w:t>Тропар (г. 4):</w:t>
+      </w:r>
+      <w:r>
+        <w:rPr>
+          <w:rFonts w:ascii="Times New Roman" w:hAnsi="Times New Roman"/>
+          <w:sz w:val="24"/>
+        </w:rPr>
+        <w:t xml:space="preserve"> Мученики Твої, Господи,* у стражданнях своїх прий</w:t>
+      </w:r>
+      <w:r>
+        <w:rPr>
+          <w:rFonts w:ascii="Times New Roman" w:hAnsi="Times New Roman"/>
+          <w:sz w:val="24"/>
+        </w:rPr>
+        <w:t>няли вінці нетлінні від Тебе, Бога нашого.* Мавши бо кріпость Твою, вони мучителів подолали,* сокрушили і демонів зухвальства безсильні.* їх молитвами спаси душі наші.</w:t>
+      </w:r>
+    </w:p>
+    <w:p>
+      <w:pPr/>
+      <w:r>
+        <w:rPr>
+          <w:b/>
+        </w:rPr>
+        <w:t xml:space="preserve">Слава, і нині: </w:t>
+      </w:r>
+      <w:r>
+        <w:rPr/>
+        <w:t>богородичний</w:t>
+      </w:r>
+    </w:p>
+    <w:p>
       <w:pPr>
         <w:pStyle w:val="Heading3"/>
         <w:spacing w:after="120" w:before="0" w:lineRule="auto"/>
@@ -11763,6 +11879,45 @@
       </w:r>
     </w:p>
     <w:p>
+      <w:pPr/>
+      <w:r>
+        <w:rPr>
+          <w:rFonts w:ascii="Times New Roman" w:hAnsi="Times New Roman"/>
+          <w:i/>
+          <w:color w:val="FF0000"/>
+          <w:sz w:val="24"/>
+        </w:rPr>
+        <w:t>Тропар (г. 4):</w:t>
+      </w:r>
+      <w:r>
+        <w:rPr>
+          <w:rFonts w:ascii="Times New Roman" w:hAnsi="Times New Roman"/>
+          <w:sz w:val="24"/>
+        </w:rPr>
+        <w:t xml:space="preserve"> Мученики Твої, Господи,* у стражданнях своїх прий</w:t>
+      </w:r>
+      <w:r>
+        <w:rPr>
+          <w:rFonts w:ascii="Times New Roman" w:hAnsi="Times New Roman"/>
+          <w:sz w:val="24"/>
+        </w:rPr>
+        <w:t>няли вінці нетлінні від Тебе, Бога нашого.* Мавши бо кріпость Твою, вони мучителів подолали,* сокрушили і демонів зухвальства безсильні.* їх молитвами спаси душі наші.</w:t>
+      </w:r>
+    </w:p>
+    <w:p>
+      <w:pPr/>
+      <w:r>
+        <w:rPr>
+          <w:b/>
+        </w:rPr>
+        <w:t xml:space="preserve">Слава, і нині: </w:t>
+      </w:r>
+      <w:r>
+        <w:rPr/>
+        <w:t>богородичний</w:t>
+      </w:r>
+    </w:p>
+    <w:p>
       <w:pPr>
         <w:pStyle w:val="Heading3"/>
         <w:spacing w:after="120" w:before="0" w:lineRule="auto"/>
@@ -12761,6 +12916,45 @@
       </w:r>
     </w:p>
     <w:p>
+      <w:pPr/>
+      <w:r>
+        <w:rPr>
+          <w:rFonts w:ascii="Times New Roman" w:hAnsi="Times New Roman"/>
+          <w:i/>
+          <w:color w:val="FF0000"/>
+          <w:sz w:val="24"/>
+        </w:rPr>
+        <w:t>Тропар (г. 4):</w:t>
+      </w:r>
+      <w:r>
+        <w:rPr>
+          <w:rFonts w:ascii="Times New Roman" w:hAnsi="Times New Roman"/>
+          <w:sz w:val="24"/>
+        </w:rPr>
+        <w:t xml:space="preserve"> Мученики Твої, Господи,* у стражданнях своїх прий</w:t>
+      </w:r>
+      <w:r>
+        <w:rPr>
+          <w:rFonts w:ascii="Times New Roman" w:hAnsi="Times New Roman"/>
+          <w:sz w:val="24"/>
+        </w:rPr>
+        <w:t>няли вінці нетлінні від Тебе, Бога нашого.* Мавши бо кріпость Твою, вони мучителів подолали,* сокрушили і демонів зухвальства безсильні.* їх молитвами спаси душі наші.</w:t>
+      </w:r>
+    </w:p>
+    <w:p>
+      <w:pPr/>
+      <w:r>
+        <w:rPr>
+          <w:b/>
+        </w:rPr>
+        <w:t xml:space="preserve">Слава, і нині: </w:t>
+      </w:r>
+      <w:r>
+        <w:rPr/>
+        <w:t>богородичний</w:t>
+      </w:r>
+    </w:p>
+    <w:p>
       <w:pPr>
         <w:pStyle w:val="Heading3"/>
         <w:spacing w:after="120" w:before="0" w:lineRule="auto"/>
@@ -13144,6 +13338,45 @@
       </w:r>
     </w:p>
     <w:p>
+      <w:pPr/>
+      <w:r>
+        <w:rPr>
+          <w:rFonts w:ascii="Times New Roman" w:hAnsi="Times New Roman"/>
+          <w:i/>
+          <w:color w:val="FF0000"/>
+          <w:sz w:val="24"/>
+        </w:rPr>
+        <w:t>Тропар (г. 4):</w:t>
+      </w:r>
+      <w:r>
+        <w:rPr>
+          <w:rFonts w:ascii="Times New Roman" w:hAnsi="Times New Roman"/>
+          <w:sz w:val="24"/>
+        </w:rPr>
+        <w:t xml:space="preserve"> Мученики Твої, Господи,* у стражданнях своїх прий</w:t>
+      </w:r>
+      <w:r>
+        <w:rPr>
+          <w:rFonts w:ascii="Times New Roman" w:hAnsi="Times New Roman"/>
+          <w:sz w:val="24"/>
+        </w:rPr>
+        <w:t>няли вінці нетлінні від Тебе, Бога нашого.* Мавши бо кріпость Твою, вони мучителів подолали,* сокрушили і демонів зухвальства безсильні.* їх молитвами спаси душі наші.</w:t>
+      </w:r>
+    </w:p>
+    <w:p>
+      <w:pPr/>
+      <w:r>
+        <w:rPr>
+          <w:b/>
+        </w:rPr>
+        <w:t xml:space="preserve">Слава, і нині: </w:t>
+      </w:r>
+      <w:r>
+        <w:rPr/>
+        <w:t>богородичний</w:t>
+      </w:r>
+    </w:p>
+    <w:p>
       <w:pPr>
         <w:pStyle w:val="Heading3"/>
         <w:spacing w:after="120" w:before="0" w:lineRule="auto"/>
@@ -14066,6 +14299,45 @@
         <w:rPr>
           <w:rtl w:val="0"/>
         </w:rPr>
+      </w:r>
+    </w:p>
+    <w:p>
+      <w:pPr/>
+      <w:r>
+        <w:rPr>
+          <w:rFonts w:ascii="Times New Roman" w:hAnsi="Times New Roman"/>
+          <w:i/>
+          <w:color w:val="FF0000"/>
+          <w:sz w:val="24"/>
+        </w:rPr>
+        <w:t>Тропар (г. 4):</w:t>
+      </w:r>
+      <w:r>
+        <w:rPr>
+          <w:rFonts w:ascii="Times New Roman" w:hAnsi="Times New Roman"/>
+          <w:sz w:val="24"/>
+        </w:rPr>
+        <w:t xml:space="preserve"> Мученики Твої, Господи,* у стражданнях своїх прий</w:t>
+      </w:r>
+      <w:r>
+        <w:rPr>
+          <w:rFonts w:ascii="Times New Roman" w:hAnsi="Times New Roman"/>
+          <w:sz w:val="24"/>
+        </w:rPr>
+        <w:t>няли вінці нетлінні від Тебе, Бога нашого.* Мавши бо кріпость Твою, вони мучителів подолали,* сокрушили і демонів зухвальства безсильні.* їх молитвами спаси душі наші.</w:t>
+      </w:r>
+    </w:p>
+    <w:p>
+      <w:pPr/>
+      <w:r>
+        <w:rPr>
+          <w:b/>
+        </w:rPr>
+        <w:t xml:space="preserve">Слава, і нині: </w:t>
+      </w:r>
+      <w:r>
+        <w:rPr/>
+        <w:t>богородичний</w:t>
       </w:r>
     </w:p>
     <w:p>
@@ -17366,6 +17638,45 @@
         <w:rPr>
           <w:rtl w:val="0"/>
         </w:rPr>
+      </w:r>
+    </w:p>
+    <w:p>
+      <w:pPr/>
+      <w:r>
+        <w:rPr>
+          <w:rFonts w:ascii="Times New Roman" w:hAnsi="Times New Roman"/>
+          <w:i/>
+          <w:color w:val="FF0000"/>
+          <w:sz w:val="24"/>
+        </w:rPr>
+        <w:t>Тропар (г. 4):</w:t>
+      </w:r>
+      <w:r>
+        <w:rPr>
+          <w:rFonts w:ascii="Times New Roman" w:hAnsi="Times New Roman"/>
+          <w:sz w:val="24"/>
+        </w:rPr>
+        <w:t xml:space="preserve"> Мученики Твої, Господи,* у стражданнях своїх прий</w:t>
+      </w:r>
+      <w:r>
+        <w:rPr>
+          <w:rFonts w:ascii="Times New Roman" w:hAnsi="Times New Roman"/>
+          <w:sz w:val="24"/>
+        </w:rPr>
+        <w:t>няли вінці нетлінні від Тебе, Бога нашого.* Мавши бо кріпость Твою, вони мучителів подолали,* сокрушили і демонів зухвальства безсильні.* їх молитвами спаси душі наші.</w:t>
+      </w:r>
+    </w:p>
+    <w:p>
+      <w:pPr/>
+      <w:r>
+        <w:rPr>
+          <w:b/>
+        </w:rPr>
+        <w:t xml:space="preserve">Слава, і нині: </w:t>
+      </w:r>
+      <w:r>
+        <w:rPr/>
+        <w:t>богородичний</w:t>
       </w:r>
     </w:p>
     <w:p>

--- a/flow/20230914_vu_template/drafts/2023-11-u/18-СБ-мчч.Платона і Романа.docx
+++ b/flow/20230914_vu_template/drafts/2023-11-u/18-СБ-мчч.Платона і Романа.docx
@@ -5838,45 +5838,6 @@
       </w:r>
     </w:p>
     <w:p>
-      <w:pPr/>
-      <w:r>
-        <w:rPr>
-          <w:rFonts w:ascii="Times New Roman" w:hAnsi="Times New Roman"/>
-          <w:i/>
-          <w:color w:val="FF0000"/>
-          <w:sz w:val="24"/>
-        </w:rPr>
-        <w:t>Тропар (г. 4):</w:t>
-      </w:r>
-      <w:r>
-        <w:rPr>
-          <w:rFonts w:ascii="Times New Roman" w:hAnsi="Times New Roman"/>
-          <w:sz w:val="24"/>
-        </w:rPr>
-        <w:t xml:space="preserve"> Мученики Твої, Господи,* у стражданнях своїх прий</w:t>
-      </w:r>
-      <w:r>
-        <w:rPr>
-          <w:rFonts w:ascii="Times New Roman" w:hAnsi="Times New Roman"/>
-          <w:sz w:val="24"/>
-        </w:rPr>
-        <w:t>няли вінці нетлінні від Тебе, Бога нашого.* Мавши бо кріпость Твою, вони мучителів подолали,* сокрушили і демонів зухвальства безсильні.* їх молитвами спаси душі наші.</w:t>
-      </w:r>
-    </w:p>
-    <w:p>
-      <w:pPr/>
-      <w:r>
-        <w:rPr>
-          <w:b/>
-        </w:rPr>
-        <w:t xml:space="preserve">Слава, і нині: </w:t>
-      </w:r>
-      <w:r>
-        <w:rPr/>
-        <w:t>богородичний</w:t>
-      </w:r>
-    </w:p>
-    <w:p>
       <w:pPr>
         <w:pStyle w:val="Heading3"/>
         <w:spacing w:after="120" w:before="0" w:lineRule="auto"/>
@@ -6423,45 +6384,6 @@
         <w:rPr>
           <w:rtl w:val="0"/>
         </w:rPr>
-      </w:r>
-    </w:p>
-    <w:p>
-      <w:pPr/>
-      <w:r>
-        <w:rPr>
-          <w:rFonts w:ascii="Times New Roman" w:hAnsi="Times New Roman"/>
-          <w:i/>
-          <w:color w:val="FF0000"/>
-          <w:sz w:val="24"/>
-        </w:rPr>
-        <w:t>Тропар (г. 4):</w:t>
-      </w:r>
-      <w:r>
-        <w:rPr>
-          <w:rFonts w:ascii="Times New Roman" w:hAnsi="Times New Roman"/>
-          <w:sz w:val="24"/>
-        </w:rPr>
-        <w:t xml:space="preserve"> Мученики Твої, Господи,* у стражданнях своїх прий</w:t>
-      </w:r>
-      <w:r>
-        <w:rPr>
-          <w:rFonts w:ascii="Times New Roman" w:hAnsi="Times New Roman"/>
-          <w:sz w:val="24"/>
-        </w:rPr>
-        <w:t>няли вінці нетлінні від Тебе, Бога нашого.* Мавши бо кріпость Твою, вони мучителів подолали,* сокрушили і демонів зухвальства безсильні.* їх молитвами спаси душі наші.</w:t>
-      </w:r>
-    </w:p>
-    <w:p>
-      <w:pPr/>
-      <w:r>
-        <w:rPr>
-          <w:b/>
-        </w:rPr>
-        <w:t xml:space="preserve">Слава, і нині: </w:t>
-      </w:r>
-      <w:r>
-        <w:rPr/>
-        <w:t>богородичний</w:t>
       </w:r>
     </w:p>
     <w:p>
@@ -10972,9 +10894,10 @@
           <w:rFonts w:ascii="Times New Roman" w:cs="Times New Roman" w:eastAsia="Times New Roman" w:hAnsi="Times New Roman"/>
           <w:i w:val="1"/>
           <w:color w:val="ff0000"/>
-          <w:rtl w:val="0"/>
-        </w:rPr>
-        <w:t>4</w:t>
+          <w:highlight w:val="yellow"/>
+          <w:rtl w:val="0"/>
+        </w:rPr>
+        <w:t xml:space="preserve">???</w:t>
       </w:r>
       <w:r>
         <w:rPr>
@@ -11366,45 +11289,6 @@
       </w:r>
     </w:p>
     <w:p>
-      <w:pPr/>
-      <w:r>
-        <w:rPr>
-          <w:rFonts w:ascii="Times New Roman" w:hAnsi="Times New Roman"/>
-          <w:i/>
-          <w:color w:val="FF0000"/>
-          <w:sz w:val="24"/>
-        </w:rPr>
-        <w:t>Тропар (г. 4):</w:t>
-      </w:r>
-      <w:r>
-        <w:rPr>
-          <w:rFonts w:ascii="Times New Roman" w:hAnsi="Times New Roman"/>
-          <w:sz w:val="24"/>
-        </w:rPr>
-        <w:t xml:space="preserve"> Мученики Твої, Господи,* у стражданнях своїх прий</w:t>
-      </w:r>
-      <w:r>
-        <w:rPr>
-          <w:rFonts w:ascii="Times New Roman" w:hAnsi="Times New Roman"/>
-          <w:sz w:val="24"/>
-        </w:rPr>
-        <w:t>няли вінці нетлінні від Тебе, Бога нашого.* Мавши бо кріпость Твою, вони мучителів подолали,* сокрушили і демонів зухвальства безсильні.* їх молитвами спаси душі наші.</w:t>
-      </w:r>
-    </w:p>
-    <w:p>
-      <w:pPr/>
-      <w:r>
-        <w:rPr>
-          <w:b/>
-        </w:rPr>
-        <w:t xml:space="preserve">Слава, і нині: </w:t>
-      </w:r>
-      <w:r>
-        <w:rPr/>
-        <w:t>богородичний</w:t>
-      </w:r>
-    </w:p>
-    <w:p>
       <w:pPr>
         <w:pStyle w:val="Heading3"/>
         <w:spacing w:after="120" w:before="0" w:lineRule="auto"/>
@@ -11879,45 +11763,6 @@
       </w:r>
     </w:p>
     <w:p>
-      <w:pPr/>
-      <w:r>
-        <w:rPr>
-          <w:rFonts w:ascii="Times New Roman" w:hAnsi="Times New Roman"/>
-          <w:i/>
-          <w:color w:val="FF0000"/>
-          <w:sz w:val="24"/>
-        </w:rPr>
-        <w:t>Тропар (г. 4):</w:t>
-      </w:r>
-      <w:r>
-        <w:rPr>
-          <w:rFonts w:ascii="Times New Roman" w:hAnsi="Times New Roman"/>
-          <w:sz w:val="24"/>
-        </w:rPr>
-        <w:t xml:space="preserve"> Мученики Твої, Господи,* у стражданнях своїх прий</w:t>
-      </w:r>
-      <w:r>
-        <w:rPr>
-          <w:rFonts w:ascii="Times New Roman" w:hAnsi="Times New Roman"/>
-          <w:sz w:val="24"/>
-        </w:rPr>
-        <w:t>няли вінці нетлінні від Тебе, Бога нашого.* Мавши бо кріпость Твою, вони мучителів подолали,* сокрушили і демонів зухвальства безсильні.* їх молитвами спаси душі наші.</w:t>
-      </w:r>
-    </w:p>
-    <w:p>
-      <w:pPr/>
-      <w:r>
-        <w:rPr>
-          <w:b/>
-        </w:rPr>
-        <w:t xml:space="preserve">Слава, і нині: </w:t>
-      </w:r>
-      <w:r>
-        <w:rPr/>
-        <w:t>богородичний</w:t>
-      </w:r>
-    </w:p>
-    <w:p>
       <w:pPr>
         <w:pStyle w:val="Heading3"/>
         <w:spacing w:after="120" w:before="0" w:lineRule="auto"/>
@@ -12916,45 +12761,6 @@
       </w:r>
     </w:p>
     <w:p>
-      <w:pPr/>
-      <w:r>
-        <w:rPr>
-          <w:rFonts w:ascii="Times New Roman" w:hAnsi="Times New Roman"/>
-          <w:i/>
-          <w:color w:val="FF0000"/>
-          <w:sz w:val="24"/>
-        </w:rPr>
-        <w:t>Тропар (г. 4):</w:t>
-      </w:r>
-      <w:r>
-        <w:rPr>
-          <w:rFonts w:ascii="Times New Roman" w:hAnsi="Times New Roman"/>
-          <w:sz w:val="24"/>
-        </w:rPr>
-        <w:t xml:space="preserve"> Мученики Твої, Господи,* у стражданнях своїх прий</w:t>
-      </w:r>
-      <w:r>
-        <w:rPr>
-          <w:rFonts w:ascii="Times New Roman" w:hAnsi="Times New Roman"/>
-          <w:sz w:val="24"/>
-        </w:rPr>
-        <w:t>няли вінці нетлінні від Тебе, Бога нашого.* Мавши бо кріпость Твою, вони мучителів подолали,* сокрушили і демонів зухвальства безсильні.* їх молитвами спаси душі наші.</w:t>
-      </w:r>
-    </w:p>
-    <w:p>
-      <w:pPr/>
-      <w:r>
-        <w:rPr>
-          <w:b/>
-        </w:rPr>
-        <w:t xml:space="preserve">Слава, і нині: </w:t>
-      </w:r>
-      <w:r>
-        <w:rPr/>
-        <w:t>богородичний</w:t>
-      </w:r>
-    </w:p>
-    <w:p>
       <w:pPr>
         <w:pStyle w:val="Heading3"/>
         <w:spacing w:after="120" w:before="0" w:lineRule="auto"/>
@@ -13338,45 +13144,6 @@
       </w:r>
     </w:p>
     <w:p>
-      <w:pPr/>
-      <w:r>
-        <w:rPr>
-          <w:rFonts w:ascii="Times New Roman" w:hAnsi="Times New Roman"/>
-          <w:i/>
-          <w:color w:val="FF0000"/>
-          <w:sz w:val="24"/>
-        </w:rPr>
-        <w:t>Тропар (г. 4):</w:t>
-      </w:r>
-      <w:r>
-        <w:rPr>
-          <w:rFonts w:ascii="Times New Roman" w:hAnsi="Times New Roman"/>
-          <w:sz w:val="24"/>
-        </w:rPr>
-        <w:t xml:space="preserve"> Мученики Твої, Господи,* у стражданнях своїх прий</w:t>
-      </w:r>
-      <w:r>
-        <w:rPr>
-          <w:rFonts w:ascii="Times New Roman" w:hAnsi="Times New Roman"/>
-          <w:sz w:val="24"/>
-        </w:rPr>
-        <w:t>няли вінці нетлінні від Тебе, Бога нашого.* Мавши бо кріпость Твою, вони мучителів подолали,* сокрушили і демонів зухвальства безсильні.* їх молитвами спаси душі наші.</w:t>
-      </w:r>
-    </w:p>
-    <w:p>
-      <w:pPr/>
-      <w:r>
-        <w:rPr>
-          <w:b/>
-        </w:rPr>
-        <w:t xml:space="preserve">Слава, і нині: </w:t>
-      </w:r>
-      <w:r>
-        <w:rPr/>
-        <w:t>богородичний</w:t>
-      </w:r>
-    </w:p>
-    <w:p>
       <w:pPr>
         <w:pStyle w:val="Heading3"/>
         <w:spacing w:after="120" w:before="0" w:lineRule="auto"/>
@@ -14299,45 +14066,6 @@
         <w:rPr>
           <w:rtl w:val="0"/>
         </w:rPr>
-      </w:r>
-    </w:p>
-    <w:p>
-      <w:pPr/>
-      <w:r>
-        <w:rPr>
-          <w:rFonts w:ascii="Times New Roman" w:hAnsi="Times New Roman"/>
-          <w:i/>
-          <w:color w:val="FF0000"/>
-          <w:sz w:val="24"/>
-        </w:rPr>
-        <w:t>Тропар (г. 4):</w:t>
-      </w:r>
-      <w:r>
-        <w:rPr>
-          <w:rFonts w:ascii="Times New Roman" w:hAnsi="Times New Roman"/>
-          <w:sz w:val="24"/>
-        </w:rPr>
-        <w:t xml:space="preserve"> Мученики Твої, Господи,* у стражданнях своїх прий</w:t>
-      </w:r>
-      <w:r>
-        <w:rPr>
-          <w:rFonts w:ascii="Times New Roman" w:hAnsi="Times New Roman"/>
-          <w:sz w:val="24"/>
-        </w:rPr>
-        <w:t>няли вінці нетлінні від Тебе, Бога нашого.* Мавши бо кріпость Твою, вони мучителів подолали,* сокрушили і демонів зухвальства безсильні.* їх молитвами спаси душі наші.</w:t>
-      </w:r>
-    </w:p>
-    <w:p>
-      <w:pPr/>
-      <w:r>
-        <w:rPr>
-          <w:b/>
-        </w:rPr>
-        <w:t xml:space="preserve">Слава, і нині: </w:t>
-      </w:r>
-      <w:r>
-        <w:rPr/>
-        <w:t>богородичний</w:t>
       </w:r>
     </w:p>
     <w:p>
@@ -17638,45 +17366,6 @@
         <w:rPr>
           <w:rtl w:val="0"/>
         </w:rPr>
-      </w:r>
-    </w:p>
-    <w:p>
-      <w:pPr/>
-      <w:r>
-        <w:rPr>
-          <w:rFonts w:ascii="Times New Roman" w:hAnsi="Times New Roman"/>
-          <w:i/>
-          <w:color w:val="FF0000"/>
-          <w:sz w:val="24"/>
-        </w:rPr>
-        <w:t>Тропар (г. 4):</w:t>
-      </w:r>
-      <w:r>
-        <w:rPr>
-          <w:rFonts w:ascii="Times New Roman" w:hAnsi="Times New Roman"/>
-          <w:sz w:val="24"/>
-        </w:rPr>
-        <w:t xml:space="preserve"> Мученики Твої, Господи,* у стражданнях своїх прий</w:t>
-      </w:r>
-      <w:r>
-        <w:rPr>
-          <w:rFonts w:ascii="Times New Roman" w:hAnsi="Times New Roman"/>
-          <w:sz w:val="24"/>
-        </w:rPr>
-        <w:t>няли вінці нетлінні від Тебе, Бога нашого.* Мавши бо кріпость Твою, вони мучителів подолали,* сокрушили і демонів зухвальства безсильні.* їх молитвами спаси душі наші.</w:t>
-      </w:r>
-    </w:p>
-    <w:p>
-      <w:pPr/>
-      <w:r>
-        <w:rPr>
-          <w:b/>
-        </w:rPr>
-        <w:t xml:space="preserve">Слава, і нині: </w:t>
-      </w:r>
-      <w:r>
-        <w:rPr/>
-        <w:t>богородичний</w:t>
       </w:r>
     </w:p>
     <w:p>

--- a/flow/20230914_vu_template/drafts/2023-11-u/18-СБ-мчч.Платона і Романа.docx
+++ b/flow/20230914_vu_template/drafts/2023-11-u/18-СБ-мчч.Платона і Романа.docx
@@ -4,16 +4,28 @@
   <w:body>
     <w:p>
       <w:r>
+        <w:rPr>
+          <w:rFonts w:ascii="Times New Roman" w:hAnsi="Times New Roman"/>
+          <w:sz w:val="24"/>
+        </w:rPr>
         <w:t>Листопад 18 Субота</w:t>
       </w:r>
     </w:p>
     <w:p>
       <w:r>
+        <w:rPr>
+          <w:rFonts w:ascii="Times New Roman" w:hAnsi="Times New Roman"/>
+          <w:sz w:val="24"/>
+        </w:rPr>
         <w:t>Субота ЯКАСЬ ТАМ</w:t>
       </w:r>
     </w:p>
     <w:p>
       <w:r>
+        <w:rPr>
+          <w:rFonts w:ascii="Times New Roman" w:hAnsi="Times New Roman"/>
+          <w:sz w:val="24"/>
+        </w:rPr>
         <w:t>Святих мучеників Платона й Романа</w:t>
       </w:r>
     </w:p>

--- a/flow/20230914_vu_template/drafts/2023-11-u/18-СБ-мчч.Платона і Романа.docx
+++ b/flow/20230914_vu_template/drafts/2023-11-u/18-СБ-мчч.Платона і Романа.docx
@@ -17,7 +17,7 @@
           <w:rFonts w:ascii="Times New Roman" w:hAnsi="Times New Roman"/>
           <w:sz w:val="24"/>
         </w:rPr>
-        <w:t>Субота ЯКАСЬ ТАМ</w:t>
+        <w:t>Субота 24 по П'ятидесятниці</w:t>
       </w:r>
     </w:p>
     <w:p>
